--- a/docs/Báo cáo SOA.docx
+++ b/docs/Báo cáo SOA.docx
@@ -1069,35 +1069,79 @@
           <w:tab w:val="left" w:leader="dot" w:pos="9072"/>
         </w:tabs>
         <w:spacing w:line="360" w:lineRule="auto"/>
-        <w:ind w:right="-80" w:firstLine="720"/>
+        <w:ind w:right="-80"/>
         <w:jc w:val="both"/>
         <w:rPr>
           <w:sz w:val="26"/>
           <w:szCs w:val="26"/>
-          <w:lang w:val="vi-VN"/>
-        </w:rPr>
-      </w:pPr>
-      <w:r>
-        <w:rPr>
-          <w:sz w:val="26"/>
-          <w:szCs w:val="26"/>
-        </w:rPr>
-        <w:t xml:space="preserve">Chúng em </w:t>
-      </w:r>
-      <w:r>
-        <w:rPr>
-          <w:sz w:val="26"/>
-          <w:szCs w:val="26"/>
-          <w:lang w:val="vi-VN"/>
-        </w:rPr>
-        <w:t xml:space="preserve">xin chân thành cảm </w:t>
-      </w:r>
-      <w:r>
-        <w:rPr>
-          <w:sz w:val="26"/>
-          <w:szCs w:val="26"/>
-        </w:rPr>
-        <w:t>ơn …………………………………… …………………………………………………………………………………………………………………………………………………………………………………………………………………………………………………………………………………………………………………………………………………………………………………………………………………………………………………………………………………………………………………………………………………………………………………………………………………………………………………………</w:t>
+        </w:rPr>
+      </w:pPr>
+      <w:r>
+        <w:rPr>
+          <w:sz w:val="26"/>
+          <w:szCs w:val="26"/>
+        </w:rPr>
+        <w:t xml:space="preserve">Chúng em xin chân thành cảm ơn giảng viên hướng dẫn – thầy </w:t>
+      </w:r>
+      <w:r>
+        <w:rPr>
+          <w:b/>
+          <w:bCs/>
+          <w:sz w:val="26"/>
+          <w:szCs w:val="26"/>
+        </w:rPr>
+        <w:t>Dương Hữu Phúc</w:t>
+      </w:r>
+      <w:r>
+        <w:rPr>
+          <w:sz w:val="26"/>
+          <w:szCs w:val="26"/>
+        </w:rPr>
+        <w:t xml:space="preserve"> đã tận tình hướng dẫn và hỗ trợ chúng em trong suốt quá trình thực hiện đồ án.</w:t>
+      </w:r>
+    </w:p>
+    <w:p>
+      <w:pPr>
+        <w:tabs>
+          <w:tab w:val="left" w:leader="dot" w:pos="0"/>
+          <w:tab w:val="left" w:leader="dot" w:pos="9072"/>
+        </w:tabs>
+        <w:spacing w:line="360" w:lineRule="auto"/>
+        <w:ind w:right="-80"/>
+        <w:jc w:val="both"/>
+        <w:rPr>
+          <w:sz w:val="26"/>
+          <w:szCs w:val="26"/>
+        </w:rPr>
+      </w:pPr>
+      <w:r>
+        <w:rPr>
+          <w:sz w:val="26"/>
+          <w:szCs w:val="26"/>
+        </w:rPr>
+        <w:t>Chúng em cũng xin gửi lời cảm ơn đến Khoa Công nghệ thông tin và Trường Đại học Tôn Đức Thắng đã tạo môi trường và điều kiện thuận lợi để chúng em hoàn thành tốt đề tài này.</w:t>
+      </w:r>
+    </w:p>
+    <w:p>
+      <w:pPr>
+        <w:tabs>
+          <w:tab w:val="left" w:leader="dot" w:pos="0"/>
+          <w:tab w:val="left" w:leader="dot" w:pos="9072"/>
+        </w:tabs>
+        <w:spacing w:line="360" w:lineRule="auto"/>
+        <w:ind w:right="-80"/>
+        <w:jc w:val="both"/>
+        <w:rPr>
+          <w:sz w:val="26"/>
+          <w:szCs w:val="26"/>
+        </w:rPr>
+      </w:pPr>
+      <w:r>
+        <w:rPr>
+          <w:sz w:val="26"/>
+          <w:szCs w:val="26"/>
+        </w:rPr>
+        <w:t>Chúng em xin chân thành cảm ơn!</w:t>
       </w:r>
     </w:p>
     <w:p>
@@ -1149,13 +1193,29 @@
           <w:sz w:val="26"/>
           <w:szCs w:val="26"/>
         </w:rPr>
-        <w:t xml:space="preserve"> ... </w:t>
+        <w:t xml:space="preserve"> </w:t>
       </w:r>
       <w:r>
         <w:rPr>
           <w:i/>
           <w:sz w:val="26"/>
           <w:szCs w:val="26"/>
+        </w:rPr>
+        <w:t>23</w:t>
+      </w:r>
+      <w:r>
+        <w:rPr>
+          <w:i/>
+          <w:sz w:val="26"/>
+          <w:szCs w:val="26"/>
+        </w:rPr>
+        <w:t xml:space="preserve"> </w:t>
+      </w:r>
+      <w:r>
+        <w:rPr>
+          <w:i/>
+          <w:sz w:val="26"/>
+          <w:szCs w:val="26"/>
           <w:lang w:val="vi-VN"/>
         </w:rPr>
         <w:t>tháng</w:t>
@@ -1166,13 +1226,29 @@
           <w:sz w:val="26"/>
           <w:szCs w:val="26"/>
         </w:rPr>
-        <w:t xml:space="preserve"> … </w:t>
+        <w:t xml:space="preserve"> </w:t>
       </w:r>
       <w:r>
         <w:rPr>
           <w:i/>
           <w:sz w:val="26"/>
           <w:szCs w:val="26"/>
+        </w:rPr>
+        <w:t>10</w:t>
+      </w:r>
+      <w:r>
+        <w:rPr>
+          <w:i/>
+          <w:sz w:val="26"/>
+          <w:szCs w:val="26"/>
+        </w:rPr>
+        <w:t xml:space="preserve"> </w:t>
+      </w:r>
+      <w:r>
+        <w:rPr>
+          <w:i/>
+          <w:sz w:val="26"/>
+          <w:szCs w:val="26"/>
           <w:lang w:val="vi-VN"/>
         </w:rPr>
         <w:t>năm 20</w:t>
@@ -1183,7 +1259,7 @@
           <w:sz w:val="26"/>
           <w:szCs w:val="26"/>
         </w:rPr>
-        <w:t>..</w:t>
+        <w:t>26</w:t>
       </w:r>
       <w:r>
         <w:rPr>
@@ -1224,17 +1300,73 @@
           <w:i/>
           <w:sz w:val="26"/>
           <w:szCs w:val="26"/>
+        </w:rPr>
+      </w:pPr>
+      <w:r>
+        <w:rPr>
+          <w:i/>
+          <w:sz w:val="26"/>
+          <w:szCs w:val="26"/>
           <w:lang w:val="vi-VN"/>
         </w:rPr>
-      </w:pPr>
-      <w:r>
+        <w:t>(Ký tên và ghi rõ họ tên)</w:t>
+      </w:r>
+    </w:p>
+    <w:p>
+      <w:pPr>
+        <w:ind w:left="3211" w:firstLine="360"/>
+        <w:jc w:val="center"/>
         <w:rPr>
           <w:i/>
           <w:sz w:val="26"/>
           <w:szCs w:val="26"/>
-          <w:lang w:val="vi-VN"/>
-        </w:rPr>
-        <w:t>(Ký tên và ghi rõ họ tên)</w:t>
+        </w:rPr>
+      </w:pPr>
+      <w:r>
+        <w:rPr>
+          <w:i/>
+          <w:sz w:val="26"/>
+          <w:szCs w:val="26"/>
+        </w:rPr>
+        <w:t>Huy</w:t>
+      </w:r>
+    </w:p>
+    <w:p>
+      <w:pPr>
+        <w:ind w:left="3211" w:firstLine="360"/>
+        <w:jc w:val="center"/>
+        <w:rPr>
+          <w:i/>
+          <w:sz w:val="26"/>
+          <w:szCs w:val="26"/>
+        </w:rPr>
+      </w:pPr>
+      <w:r>
+        <w:rPr>
+          <w:i/>
+          <w:sz w:val="26"/>
+          <w:szCs w:val="26"/>
+        </w:rPr>
+        <w:t>Phú</w:t>
+      </w:r>
+    </w:p>
+    <w:p>
+      <w:pPr>
+        <w:ind w:left="3211" w:firstLine="360"/>
+        <w:jc w:val="center"/>
+        <w:rPr>
+          <w:i/>
+          <w:sz w:val="26"/>
+          <w:szCs w:val="26"/>
+        </w:rPr>
+      </w:pPr>
+      <w:r>
+        <w:rPr>
+          <w:i/>
+          <w:sz w:val="26"/>
+          <w:szCs w:val="26"/>
+        </w:rPr>
+        <w:t>Vũ Giang Huy – Lê Phú</w:t>
       </w:r>
     </w:p>
     <w:p>
@@ -1693,10 +1825,8 @@
     </w:p>
     <w:p>
       <w:pPr>
-        <w:tabs>
-          <w:tab w:val="center" w:pos="6379"/>
-        </w:tabs>
-        <w:spacing w:after="200" w:line="276" w:lineRule="auto"/>
+        <w:ind w:left="3211" w:firstLine="360"/>
+        <w:jc w:val="center"/>
         <w:rPr>
           <w:i/>
           <w:sz w:val="26"/>
@@ -1710,15 +1840,20 @@
           <w:szCs w:val="26"/>
         </w:rPr>
         <w:tab/>
+      </w:r>
+      <w:r>
+        <w:rPr>
+          <w:i/>
+          <w:sz w:val="26"/>
+          <w:szCs w:val="26"/>
+        </w:rPr>
         <w:t>Huy</w:t>
       </w:r>
     </w:p>
     <w:p>
       <w:pPr>
-        <w:tabs>
-          <w:tab w:val="center" w:pos="6379"/>
-        </w:tabs>
-        <w:spacing w:after="200" w:line="276" w:lineRule="auto"/>
+        <w:ind w:left="3211" w:firstLine="360"/>
+        <w:jc w:val="center"/>
         <w:rPr>
           <w:i/>
           <w:sz w:val="26"/>
@@ -1731,8 +1866,26 @@
           <w:sz w:val="26"/>
           <w:szCs w:val="26"/>
         </w:rPr>
-        <w:tab/>
-        <w:t>Vũ Giang Huy</w:t>
+        <w:t>Phú</w:t>
+      </w:r>
+    </w:p>
+    <w:p>
+      <w:pPr>
+        <w:ind w:left="3211" w:firstLine="360"/>
+        <w:jc w:val="center"/>
+        <w:rPr>
+          <w:i/>
+          <w:sz w:val="26"/>
+          <w:szCs w:val="26"/>
+        </w:rPr>
+      </w:pPr>
+      <w:r>
+        <w:rPr>
+          <w:i/>
+          <w:sz w:val="26"/>
+          <w:szCs w:val="26"/>
+        </w:rPr>
+        <w:t>Vũ Giang Huy – Lê Phú</w:t>
       </w:r>
     </w:p>
     <w:p>
@@ -1851,7 +2004,7 @@
         </w:rPr>
         <w:fldChar w:fldCharType="separate"/>
       </w:r>
-      <w:hyperlink w:anchor="_Toc242561532" w:history="1">
+      <w:hyperlink w:anchor="_Toc243680649" w:history="1">
         <w:r>
           <w:rPr>
             <w:rStyle w:val="Hyperlink"/>
@@ -1878,7 +2031,7 @@
             <w:noProof/>
             <w:webHidden/>
           </w:rPr>
-          <w:instrText xml:space="preserve"> PAGEREF _Toc242561532 \h </w:instrText>
+          <w:instrText xml:space="preserve"> PAGEREF _Toc243680649 \h </w:instrText>
         </w:r>
         <w:r>
           <w:rPr>
@@ -1920,7 +2073,7 @@
           <w14:ligatures w14:val="standardContextual"/>
         </w:rPr>
       </w:pPr>
-      <w:hyperlink w:anchor="_Toc242561533" w:history="1">
+      <w:hyperlink w:anchor="_Toc243680650" w:history="1">
         <w:r>
           <w:rPr>
             <w:rStyle w:val="Hyperlink"/>
@@ -1947,7 +2100,7 @@
             <w:noProof/>
             <w:webHidden/>
           </w:rPr>
-          <w:instrText xml:space="preserve"> PAGEREF _Toc242561533 \h </w:instrText>
+          <w:instrText xml:space="preserve"> PAGEREF _Toc243680650 \h </w:instrText>
         </w:r>
         <w:r>
           <w:rPr>
@@ -1989,7 +2142,7 @@
           <w14:ligatures w14:val="standardContextual"/>
         </w:rPr>
       </w:pPr>
-      <w:hyperlink w:anchor="_Toc242561534" w:history="1">
+      <w:hyperlink w:anchor="_Toc243680651" w:history="1">
         <w:r>
           <w:rPr>
             <w:rStyle w:val="Hyperlink"/>
@@ -2016,7 +2169,7 @@
             <w:noProof/>
             <w:webHidden/>
           </w:rPr>
-          <w:instrText xml:space="preserve"> PAGEREF _Toc242561534 \h </w:instrText>
+          <w:instrText xml:space="preserve"> PAGEREF _Toc243680651 \h </w:instrText>
         </w:r>
         <w:r>
           <w:rPr>
@@ -2058,7 +2211,7 @@
           <w14:ligatures w14:val="standardContextual"/>
         </w:rPr>
       </w:pPr>
-      <w:hyperlink w:anchor="_Toc242561535" w:history="1">
+      <w:hyperlink w:anchor="_Toc243680652" w:history="1">
         <w:r>
           <w:rPr>
             <w:rStyle w:val="Hyperlink"/>
@@ -2085,7 +2238,7 @@
             <w:noProof/>
             <w:webHidden/>
           </w:rPr>
-          <w:instrText xml:space="preserve"> PAGEREF _Toc242561535 \h </w:instrText>
+          <w:instrText xml:space="preserve"> PAGEREF _Toc243680652 \h </w:instrText>
         </w:r>
         <w:r>
           <w:rPr>
@@ -2128,7 +2281,7 @@
           <w14:ligatures w14:val="standardContextual"/>
         </w:rPr>
       </w:pPr>
-      <w:hyperlink w:anchor="_Toc242561536" w:history="1">
+      <w:hyperlink w:anchor="_Toc243680653" w:history="1">
         <w:r>
           <w:rPr>
             <w:rStyle w:val="Hyperlink"/>
@@ -2155,7 +2308,7 @@
             <w:noProof/>
             <w:webHidden/>
           </w:rPr>
-          <w:instrText xml:space="preserve"> PAGEREF _Toc242561536 \h </w:instrText>
+          <w:instrText xml:space="preserve"> PAGEREF _Toc243680653 \h </w:instrText>
         </w:r>
         <w:r>
           <w:rPr>
@@ -2197,7 +2350,7 @@
           <w14:ligatures w14:val="standardContextual"/>
         </w:rPr>
       </w:pPr>
-      <w:hyperlink w:anchor="_Toc242561537" w:history="1">
+      <w:hyperlink w:anchor="_Toc243680654" w:history="1">
         <w:r>
           <w:rPr>
             <w:rStyle w:val="Hyperlink"/>
@@ -2224,7 +2377,7 @@
             <w:noProof/>
             <w:webHidden/>
           </w:rPr>
-          <w:instrText xml:space="preserve"> PAGEREF _Toc242561537 \h </w:instrText>
+          <w:instrText xml:space="preserve"> PAGEREF _Toc243680654 \h </w:instrText>
         </w:r>
         <w:r>
           <w:rPr>
@@ -2266,13 +2419,13 @@
           <w14:ligatures w14:val="standardContextual"/>
         </w:rPr>
       </w:pPr>
-      <w:hyperlink w:anchor="_Toc242561538" w:history="1">
+      <w:hyperlink w:anchor="_Toc243680655" w:history="1">
         <w:r>
           <w:rPr>
             <w:rStyle w:val="Hyperlink"/>
             <w:noProof/>
           </w:rPr>
-          <w:t>2.2 Quản lý giao dịch phân tán – Distributed Transaction</w:t>
+          <w:t>2.2 Quản lý giao dịch phân tán (Distributed Transaction)</w:t>
         </w:r>
         <w:r>
           <w:rPr>
@@ -2293,7 +2446,7 @@
             <w:noProof/>
             <w:webHidden/>
           </w:rPr>
-          <w:instrText xml:space="preserve"> PAGEREF _Toc242561538 \h </w:instrText>
+          <w:instrText xml:space="preserve"> PAGEREF _Toc243680655 \h </w:instrText>
         </w:r>
         <w:r>
           <w:rPr>
@@ -2335,13 +2488,13 @@
           <w14:ligatures w14:val="standardContextual"/>
         </w:rPr>
       </w:pPr>
-      <w:hyperlink w:anchor="_Toc242561539" w:history="1">
+      <w:hyperlink w:anchor="_Toc243680656" w:history="1">
         <w:r>
           <w:rPr>
             <w:rStyle w:val="Hyperlink"/>
             <w:noProof/>
           </w:rPr>
-          <w:t>2.3 Xử lý tương tranh – Cocurrency Control</w:t>
+          <w:t>2.3 Xử lý tương tranh (Cocurrency Control)</w:t>
         </w:r>
         <w:r>
           <w:rPr>
@@ -2362,7 +2515,7 @@
             <w:noProof/>
             <w:webHidden/>
           </w:rPr>
-          <w:instrText xml:space="preserve"> PAGEREF _Toc242561539 \h </w:instrText>
+          <w:instrText xml:space="preserve"> PAGEREF _Toc243680656 \h </w:instrText>
         </w:r>
         <w:r>
           <w:rPr>
@@ -2404,13 +2557,13 @@
           <w14:ligatures w14:val="standardContextual"/>
         </w:rPr>
       </w:pPr>
-      <w:hyperlink w:anchor="_Toc242561540" w:history="1">
+      <w:hyperlink w:anchor="_Toc243680657" w:history="1">
         <w:r>
           <w:rPr>
             <w:rStyle w:val="Hyperlink"/>
             <w:noProof/>
           </w:rPr>
-          <w:t>2.4 Xử lý tương tranh – Cocurrency Control</w:t>
+          <w:t>2.4 Giao tiếp bất đồng bộ (Asynchronous Communication)</w:t>
         </w:r>
         <w:r>
           <w:rPr>
@@ -2431,7 +2584,7 @@
             <w:noProof/>
             <w:webHidden/>
           </w:rPr>
-          <w:instrText xml:space="preserve"> PAGEREF _Toc242561540 \h </w:instrText>
+          <w:instrText xml:space="preserve"> PAGEREF _Toc243680657 \h </w:instrText>
         </w:r>
         <w:r>
           <w:rPr>
@@ -2474,7 +2627,7 @@
           <w14:ligatures w14:val="standardContextual"/>
         </w:rPr>
       </w:pPr>
-      <w:hyperlink w:anchor="_Toc242561541" w:history="1">
+      <w:hyperlink w:anchor="_Toc243680658" w:history="1">
         <w:r>
           <w:rPr>
             <w:rStyle w:val="Hyperlink"/>
@@ -2501,7 +2654,7 @@
             <w:noProof/>
             <w:webHidden/>
           </w:rPr>
-          <w:instrText xml:space="preserve"> PAGEREF _Toc242561541 \h </w:instrText>
+          <w:instrText xml:space="preserve"> PAGEREF _Toc243680658 \h </w:instrText>
         </w:r>
         <w:r>
           <w:rPr>
@@ -2543,13 +2696,13 @@
           <w14:ligatures w14:val="standardContextual"/>
         </w:rPr>
       </w:pPr>
-      <w:hyperlink w:anchor="_Toc242561542" w:history="1">
+      <w:hyperlink w:anchor="_Toc243680659" w:history="1">
         <w:r>
           <w:rPr>
             <w:rStyle w:val="Hyperlink"/>
             <w:noProof/>
           </w:rPr>
-          <w:t>3.1 Sơ đồ Usecase – Usecase Diagram</w:t>
+          <w:t>3.1 Sơ đồ Usecase (Usecase Diagram)</w:t>
         </w:r>
         <w:r>
           <w:rPr>
@@ -2570,7 +2723,7 @@
             <w:noProof/>
             <w:webHidden/>
           </w:rPr>
-          <w:instrText xml:space="preserve"> PAGEREF _Toc242561542 \h </w:instrText>
+          <w:instrText xml:space="preserve"> PAGEREF _Toc243680659 \h </w:instrText>
         </w:r>
         <w:r>
           <w:rPr>
@@ -2612,13 +2765,13 @@
           <w14:ligatures w14:val="standardContextual"/>
         </w:rPr>
       </w:pPr>
-      <w:hyperlink w:anchor="_Toc242561543" w:history="1">
+      <w:hyperlink w:anchor="_Toc243680660" w:history="1">
         <w:r>
           <w:rPr>
             <w:rStyle w:val="Hyperlink"/>
             <w:noProof/>
           </w:rPr>
-          <w:t>3.2 Sơ đồ Kiến trúc – Architecture Diagram</w:t>
+          <w:t>3.2 Sơ đồ Kiến trúc (Architecture Diagram)</w:t>
         </w:r>
         <w:r>
           <w:rPr>
@@ -2639,7 +2792,7 @@
             <w:noProof/>
             <w:webHidden/>
           </w:rPr>
-          <w:instrText xml:space="preserve"> PAGEREF _Toc242561543 \h </w:instrText>
+          <w:instrText xml:space="preserve"> PAGEREF _Toc243680660 \h </w:instrText>
         </w:r>
         <w:r>
           <w:rPr>
@@ -2681,7 +2834,7 @@
           <w14:ligatures w14:val="standardContextual"/>
         </w:rPr>
       </w:pPr>
-      <w:hyperlink w:anchor="_Toc242561544" w:history="1">
+      <w:hyperlink w:anchor="_Toc243680661" w:history="1">
         <w:r>
           <w:rPr>
             <w:rStyle w:val="Hyperlink"/>
@@ -2708,7 +2861,7 @@
             <w:noProof/>
             <w:webHidden/>
           </w:rPr>
-          <w:instrText xml:space="preserve"> PAGEREF _Toc242561544 \h </w:instrText>
+          <w:instrText xml:space="preserve"> PAGEREF _Toc243680661 \h </w:instrText>
         </w:r>
         <w:r>
           <w:rPr>
@@ -2750,13 +2903,13 @@
           <w14:ligatures w14:val="standardContextual"/>
         </w:rPr>
       </w:pPr>
-      <w:hyperlink w:anchor="_Toc242561545" w:history="1">
+      <w:hyperlink w:anchor="_Toc243680662" w:history="1">
         <w:r>
           <w:rPr>
             <w:rStyle w:val="Hyperlink"/>
             <w:noProof/>
           </w:rPr>
-          <w:t>3.5 Sơ đồ Tuần tự – Sequence Diagram</w:t>
+          <w:t>3.5 Sơ đồ Tuần tự (Sequence Diagram)</w:t>
         </w:r>
         <w:r>
           <w:rPr>
@@ -2777,7 +2930,7 @@
             <w:noProof/>
             <w:webHidden/>
           </w:rPr>
-          <w:instrText xml:space="preserve"> PAGEREF _Toc242561545 \h </w:instrText>
+          <w:instrText xml:space="preserve"> PAGEREF _Toc243680662 \h </w:instrText>
         </w:r>
         <w:r>
           <w:rPr>
@@ -2820,7 +2973,7 @@
           <w14:ligatures w14:val="standardContextual"/>
         </w:rPr>
       </w:pPr>
-      <w:hyperlink w:anchor="_Toc242561546" w:history="1">
+      <w:hyperlink w:anchor="_Toc243680663" w:history="1">
         <w:r>
           <w:rPr>
             <w:rStyle w:val="Hyperlink"/>
@@ -2847,7 +3000,7 @@
             <w:noProof/>
             <w:webHidden/>
           </w:rPr>
-          <w:instrText xml:space="preserve"> PAGEREF _Toc242561546 \h </w:instrText>
+          <w:instrText xml:space="preserve"> PAGEREF _Toc243680663 \h </w:instrText>
         </w:r>
         <w:r>
           <w:rPr>
@@ -2889,7 +3042,7 @@
           <w14:ligatures w14:val="standardContextual"/>
         </w:rPr>
       </w:pPr>
-      <w:hyperlink w:anchor="_Toc242561547" w:history="1">
+      <w:hyperlink w:anchor="_Toc243680664" w:history="1">
         <w:r>
           <w:rPr>
             <w:rStyle w:val="Hyperlink"/>
@@ -2916,7 +3069,7 @@
             <w:noProof/>
             <w:webHidden/>
           </w:rPr>
-          <w:instrText xml:space="preserve"> PAGEREF _Toc242561547 \h </w:instrText>
+          <w:instrText xml:space="preserve"> PAGEREF _Toc243680664 \h </w:instrText>
         </w:r>
         <w:r>
           <w:rPr>
@@ -2958,7 +3111,7 @@
           <w14:ligatures w14:val="standardContextual"/>
         </w:rPr>
       </w:pPr>
-      <w:hyperlink w:anchor="_Toc242561548" w:history="1">
+      <w:hyperlink w:anchor="_Toc243680665" w:history="1">
         <w:r>
           <w:rPr>
             <w:rStyle w:val="Hyperlink"/>
@@ -2985,7 +3138,7 @@
             <w:noProof/>
             <w:webHidden/>
           </w:rPr>
-          <w:instrText xml:space="preserve"> PAGEREF _Toc242561548 \h </w:instrText>
+          <w:instrText xml:space="preserve"> PAGEREF _Toc243680665 \h </w:instrText>
         </w:r>
         <w:r>
           <w:rPr>
@@ -3028,7 +3181,7 @@
           <w14:ligatures w14:val="standardContextual"/>
         </w:rPr>
       </w:pPr>
-      <w:hyperlink w:anchor="_Toc242561549" w:history="1">
+      <w:hyperlink w:anchor="_Toc243680666" w:history="1">
         <w:r>
           <w:rPr>
             <w:rStyle w:val="Hyperlink"/>
@@ -3055,7 +3208,7 @@
             <w:noProof/>
             <w:webHidden/>
           </w:rPr>
-          <w:instrText xml:space="preserve"> PAGEREF _Toc242561549 \h </w:instrText>
+          <w:instrText xml:space="preserve"> PAGEREF _Toc243680666 \h </w:instrText>
         </w:r>
         <w:r>
           <w:rPr>
@@ -3098,7 +3251,7 @@
           <w14:ligatures w14:val="standardContextual"/>
         </w:rPr>
       </w:pPr>
-      <w:hyperlink w:anchor="_Toc242561550" w:history="1">
+      <w:hyperlink w:anchor="_Toc243680667" w:history="1">
         <w:r>
           <w:rPr>
             <w:rStyle w:val="Hyperlink"/>
@@ -3125,7 +3278,7 @@
             <w:noProof/>
             <w:webHidden/>
           </w:rPr>
-          <w:instrText xml:space="preserve"> PAGEREF _Toc242561550 \h </w:instrText>
+          <w:instrText xml:space="preserve"> PAGEREF _Toc243680667 \h </w:instrText>
         </w:r>
         <w:r>
           <w:rPr>
@@ -3167,7 +3320,7 @@
           <w14:ligatures w14:val="standardContextual"/>
         </w:rPr>
       </w:pPr>
-      <w:hyperlink w:anchor="_Toc242561551" w:history="1">
+      <w:hyperlink w:anchor="_Toc243680668" w:history="1">
         <w:r>
           <w:rPr>
             <w:rStyle w:val="Hyperlink"/>
@@ -3194,7 +3347,7 @@
             <w:noProof/>
             <w:webHidden/>
           </w:rPr>
-          <w:instrText xml:space="preserve"> PAGEREF _Toc242561551 \h </w:instrText>
+          <w:instrText xml:space="preserve"> PAGEREF _Toc243680668 \h </w:instrText>
         </w:r>
         <w:r>
           <w:rPr>
@@ -3236,7 +3389,7 @@
           <w14:ligatures w14:val="standardContextual"/>
         </w:rPr>
       </w:pPr>
-      <w:hyperlink w:anchor="_Toc242561552" w:history="1">
+      <w:hyperlink w:anchor="_Toc243680669" w:history="1">
         <w:r>
           <w:rPr>
             <w:rStyle w:val="Hyperlink"/>
@@ -3263,7 +3416,7 @@
             <w:noProof/>
             <w:webHidden/>
           </w:rPr>
-          <w:instrText xml:space="preserve"> PAGEREF _Toc242561552 \h </w:instrText>
+          <w:instrText xml:space="preserve"> PAGEREF _Toc243680669 \h </w:instrText>
         </w:r>
         <w:r>
           <w:rPr>
@@ -3306,7 +3459,7 @@
           <w14:ligatures w14:val="standardContextual"/>
         </w:rPr>
       </w:pPr>
-      <w:hyperlink w:anchor="_Toc242561553" w:history="1">
+      <w:hyperlink w:anchor="_Toc243680670" w:history="1">
         <w:r>
           <w:rPr>
             <w:rStyle w:val="Hyperlink"/>
@@ -3333,7 +3486,7 @@
             <w:noProof/>
             <w:webHidden/>
           </w:rPr>
-          <w:instrText xml:space="preserve"> PAGEREF _Toc242561553 \h </w:instrText>
+          <w:instrText xml:space="preserve"> PAGEREF _Toc243680670 \h </w:instrText>
         </w:r>
         <w:r>
           <w:rPr>
@@ -3388,7 +3541,7 @@
       <w:pPr>
         <w:pStyle w:val="Heading1"/>
       </w:pPr>
-      <w:bookmarkStart w:id="1" w:name="_Toc242561532"/>
+      <w:bookmarkStart w:id="1" w:name="_Toc243680649"/>
       <w:r>
         <w:lastRenderedPageBreak/>
         <w:t>MỞ ĐẦU</w:t>
@@ -3405,7 +3558,7 @@
       <w:pPr>
         <w:pStyle w:val="Heading2"/>
       </w:pPr>
-      <w:bookmarkStart w:id="2" w:name="_Toc242561533"/>
+      <w:bookmarkStart w:id="2" w:name="_Toc243680650"/>
       <w:r>
         <w:t>Lý do chọn đề tài</w:t>
       </w:r>
@@ -3446,14 +3599,30 @@
           <w:sz w:val="26"/>
           <w:szCs w:val="26"/>
         </w:rPr>
-        <w:t>Đề tài tập trung giải quyết các bài toán trọng tâm: phân tách dịch vụ độc lập, áp dụng Saga Pattern quản lý giao dịch phân tán, sử dụng Pessimistic Locking chống tương tranh (Concurrency), kết hợp bảo mật giao dịch bằng mã OTP qua email thực. Qua đó, hệ thống đáp ứng trọn vẹn các tiêu chuẩn kỹ thuật khắt khe của mô hình hướng dịch vụ hiện đại</w:t>
+        <w:t>Đề tài tập trung giải quyết các bài toán trọng tâm: phân tách dịch vụ độc lập, áp dụng Saga Pattern quản lý giao dịch phân tán, sử dụng Pessimistic Locking chống tương tranh</w:t>
+      </w:r>
+      <w:r>
+        <w:rPr>
+          <w:rFonts w:eastAsia="Times New Roman" w:cs="Times New Roman"/>
+          <w:sz w:val="26"/>
+          <w:szCs w:val="26"/>
+        </w:rPr>
+        <w:t>,</w:t>
+      </w:r>
+      <w:r>
+        <w:rPr>
+          <w:rFonts w:eastAsia="Times New Roman" w:cs="Times New Roman"/>
+          <w:sz w:val="26"/>
+          <w:szCs w:val="26"/>
+        </w:rPr>
+        <w:t xml:space="preserve"> kết hợp bảo mật giao dịch bằng mã OTP qua email thực. Qua đó, hệ thống đáp ứng trọn vẹn các tiêu chuẩn kỹ thuật khắt khe của mô hình hướng dịch vụ hiện đại</w:t>
       </w:r>
     </w:p>
     <w:p>
       <w:pPr>
         <w:pStyle w:val="Heading2"/>
       </w:pPr>
-      <w:bookmarkStart w:id="3" w:name="_Toc242561534"/>
+      <w:bookmarkStart w:id="3" w:name="_Toc243680651"/>
       <w:r>
         <w:t>Mục tiêu thực hiện đề tài</w:t>
       </w:r>
@@ -3528,7 +3697,23 @@
           <w:sz w:val="26"/>
           <w:szCs w:val="26"/>
         </w:rPr>
-        <w:t>Giải quyết bài toán tương tranh (Concurrency) như: một tài khoản thanh toán nhiều lần cùng lúc (Double-spending) hoặc một khoản học phí được nhiều người thanh toán cùng lúc.</w:t>
+        <w:t>Giải quyết bài toán tương tranh</w:t>
+      </w:r>
+      <w:r>
+        <w:rPr>
+          <w:rFonts w:eastAsia="Times New Roman" w:cs="Times New Roman"/>
+          <w:sz w:val="26"/>
+          <w:szCs w:val="26"/>
+        </w:rPr>
+        <w:t xml:space="preserve"> </w:t>
+      </w:r>
+      <w:r>
+        <w:rPr>
+          <w:rFonts w:eastAsia="Times New Roman" w:cs="Times New Roman"/>
+          <w:sz w:val="26"/>
+          <w:szCs w:val="26"/>
+        </w:rPr>
+        <w:t>như: một tài khoản thanh toán nhiều lần cùng lúc hoặc một khoản học phí được nhiều người thanh toán cùng lúc.</w:t>
       </w:r>
     </w:p>
     <w:p>
@@ -3552,7 +3737,25 @@
           <w:sz w:val="26"/>
           <w:szCs w:val="26"/>
         </w:rPr>
-        <w:t>Áp dụng hệ thống xác thực OTP thực qua Email để bảo mật giao dịch.</w:t>
+        <w:t xml:space="preserve">Áp dụng hệ thống xác thực OTP thực qua </w:t>
+      </w:r>
+      <w:proofErr w:type="gramStart"/>
+      <w:r>
+        <w:rPr>
+          <w:rFonts w:eastAsia="Times New Roman" w:cs="Times New Roman"/>
+          <w:sz w:val="26"/>
+          <w:szCs w:val="26"/>
+        </w:rPr>
+        <w:t>Email</w:t>
+      </w:r>
+      <w:proofErr w:type="gramEnd"/>
+      <w:r>
+        <w:rPr>
+          <w:rFonts w:eastAsia="Times New Roman" w:cs="Times New Roman"/>
+          <w:sz w:val="26"/>
+          <w:szCs w:val="26"/>
+        </w:rPr>
+        <w:t xml:space="preserve"> để bảo mật giao dịch.</w:t>
       </w:r>
     </w:p>
     <w:p>
@@ -3562,7 +3765,7 @@
           <w:lang w:val="en-US"/>
         </w:rPr>
       </w:pPr>
-      <w:bookmarkStart w:id="4" w:name="_Toc242561535"/>
+      <w:bookmarkStart w:id="4" w:name="_Toc243680652"/>
       <w:r>
         <w:t>Mục tiêu thực hiện đề tài</w:t>
       </w:r>
@@ -3589,6 +3792,14 @@
           <w:szCs w:val="32"/>
         </w:rPr>
       </w:pPr>
+      <w:r>
+        <w:rPr>
+          <w:b/>
+          <w:sz w:val="32"/>
+          <w:szCs w:val="32"/>
+        </w:rPr>
+        <w:br w:type="page"/>
+      </w:r>
     </w:p>
     <w:p>
       <w:pPr>
@@ -3597,7 +3808,7 @@
           <w:lang w:val="en-US"/>
         </w:rPr>
       </w:pPr>
-      <w:bookmarkStart w:id="5" w:name="_Toc242561536"/>
+      <w:bookmarkStart w:id="5" w:name="_Toc243680653"/>
       <w:r>
         <w:rPr>
           <w:lang w:val="en-US"/>
@@ -3614,7 +3825,7 @@
           <w:lang w:val="en-US"/>
         </w:rPr>
       </w:pPr>
-      <w:bookmarkStart w:id="6" w:name="_Toc242561537"/>
+      <w:bookmarkStart w:id="6" w:name="_Toc243680654"/>
       <w:r>
         <w:rPr>
           <w:lang w:val="en-US"/>
@@ -3654,7 +3865,23 @@
           <w:sz w:val="26"/>
           <w:szCs w:val="26"/>
         </w:rPr>
-        <w:t xml:space="preserve"> Phân rã ứng dụng thành các dịch vụ độc lập theo từng nghiệp vụ chuyên biệt. Mỗi service sở hữu một cơ sở dữ liệu riêng biệt (Database-per-service), đảm bảo tính cô lập dữ liệu, giảm thiểu sự phụ thuộc và cho phép scaling linh hoạt theo tải thực tế của từng phân hệ. </w:t>
+        <w:t xml:space="preserve"> Phân rã ứng dụng thành các dịch vụ độc lập theo từng nghiệp vụ chuyên biệt. Mỗi service sở hữu một cơ sở dữ liệu riêng biệt</w:t>
+      </w:r>
+      <w:r>
+        <w:rPr>
+          <w:rFonts w:eastAsia="Times New Roman" w:cs="Times New Roman"/>
+          <w:sz w:val="26"/>
+          <w:szCs w:val="26"/>
+        </w:rPr>
+        <w:t>,</w:t>
+      </w:r>
+      <w:r>
+        <w:rPr>
+          <w:rFonts w:eastAsia="Times New Roman" w:cs="Times New Roman"/>
+          <w:sz w:val="26"/>
+          <w:szCs w:val="26"/>
+        </w:rPr>
+        <w:t xml:space="preserve"> đảm bảo tính cô lập dữ liệu, giảm thiểu sự phụ thuộc và cho phép scaling linh hoạt theo tải thực tế của từng phân hệ. </w:t>
       </w:r>
     </w:p>
     <w:p>
@@ -3688,7 +3915,23 @@
           <w:sz w:val="26"/>
           <w:szCs w:val="26"/>
         </w:rPr>
-        <w:t xml:space="preserve"> Đóng vai trò là điểm chạm duy nhất (Single Entry Point) cho toàn bộ client request. Gateway chịu trách nhiệm định tuyến yêu cầu (routing), xác thực token (authentication) tập trung, giới hạn tốc độ (rate limiting) và chuyển tiếp request đến đúng Microservice backend, giúp che giấu cấu trúc nội bộ của hệ thống.</w:t>
+        <w:t xml:space="preserve"> Đóng vai trò là điểm chạm duy nhất</w:t>
+      </w:r>
+      <w:r>
+        <w:rPr>
+          <w:rFonts w:eastAsia="Times New Roman" w:cs="Times New Roman"/>
+          <w:sz w:val="26"/>
+          <w:szCs w:val="26"/>
+        </w:rPr>
+        <w:t xml:space="preserve"> </w:t>
+      </w:r>
+      <w:r>
+        <w:rPr>
+          <w:rFonts w:eastAsia="Times New Roman" w:cs="Times New Roman"/>
+          <w:sz w:val="26"/>
+          <w:szCs w:val="26"/>
+        </w:rPr>
+        <w:t>cho toàn bộ client request. Gateway chịu trách nhiệm định tuyến yêu cầu, xác thực token tập trung, giới hạn tốc độ và chuyển tiếp request đến đúng Microservice backend, giúp che giấu cấu trúc nội bộ của hệ thống.</w:t>
       </w:r>
     </w:p>
     <w:p>
@@ -3698,7 +3941,7 @@
           <w:lang w:val="en-US"/>
         </w:rPr>
       </w:pPr>
-      <w:bookmarkStart w:id="7" w:name="_Toc242561538"/>
+      <w:bookmarkStart w:id="7" w:name="_Toc243680655"/>
       <w:r>
         <w:rPr>
           <w:lang w:val="en-US"/>
@@ -3717,13 +3960,13 @@
         </w:rPr>
         <w:t>Distributed Transaction</w:t>
       </w:r>
+      <w:r>
+        <w:rPr>
+          <w:lang w:val="en-US"/>
+        </w:rPr>
+        <w:t>)</w:t>
+      </w:r>
       <w:bookmarkEnd w:id="7"/>
-      <w:r>
-        <w:rPr>
-          <w:lang w:val="en-US"/>
-        </w:rPr>
-        <w:t>)</w:t>
-      </w:r>
     </w:p>
     <w:p>
       <w:pPr>
@@ -3756,7 +3999,7 @@
           <w:sz w:val="26"/>
           <w:szCs w:val="26"/>
         </w:rPr>
-        <w:t xml:space="preserve"> Do mỗi Microservice sở hữu một cơ sở dữ liệu độc lập (Database-per-service), các giao dịch liên quan đến nhiều dịch vụ không thể sử dụng cơ chế ACID truyền thống của CSDL đơn lẻ (như Two-Phase Commit vốn gây nghẽn cổ chai và giảm hiệu suất).</w:t>
+        <w:t xml:space="preserve"> Do mỗi Microservice sở hữu một cơ sở dữ liệu độc lập, các giao dịch liên quan đến nhiều dịch vụ không thể sử dụng cơ chế ACID truyền thống của CSDL đơn lẻ (như Two-Phase Commit vốn gây nghẽn cổ chai và giảm hiệu suất).</w:t>
       </w:r>
     </w:p>
     <w:p>
@@ -3790,7 +4033,23 @@
           <w:sz w:val="26"/>
           <w:szCs w:val="26"/>
         </w:rPr>
-        <w:t xml:space="preserve"> Giải pháp phân rã giao dịch lớn thành một chuỗi các bước cục bộ (local transactions) tuần tự. Trong mô hình này, Payment Service đóng vai trò là bộ điều phối trung tâm (Orchestrator), chịu trách nhiệm gọi lần lượt các dịch vụ thành phần (User, Tuition, OTP, Notification).</w:t>
+        <w:t xml:space="preserve"> Giải pháp phân rã giao dịch lớn thành một chuỗi các bước cục bộ tuần tự. Trong mô hình này, Payment Service đóng vai trò là bộ điều phối trung tâm</w:t>
+      </w:r>
+      <w:r>
+        <w:rPr>
+          <w:rFonts w:eastAsia="Times New Roman" w:cs="Times New Roman"/>
+          <w:sz w:val="26"/>
+          <w:szCs w:val="26"/>
+        </w:rPr>
+        <w:t>,</w:t>
+      </w:r>
+      <w:r>
+        <w:rPr>
+          <w:rFonts w:eastAsia="Times New Roman" w:cs="Times New Roman"/>
+          <w:sz w:val="26"/>
+          <w:szCs w:val="26"/>
+        </w:rPr>
+        <w:t xml:space="preserve"> chịu trách nhiệm gọi lần lượt các dịch vụ thành phần (User, Tuition, OTP, Notification).</w:t>
       </w:r>
     </w:p>
     <w:p>
@@ -3822,25 +4081,18 @@
           <w:sz w:val="26"/>
           <w:szCs w:val="26"/>
         </w:rPr>
-        <w:t xml:space="preserve"> Nếu bất kỳ bước nào trong chuỗi giao dịch gặp sự cố (ví dụ: lỗi xác thực hoặc hết thời hạn OTP), Orchestrator sẽ tự động kích hoạt các giao dịch bù đắp ngược chiều để hoàn tác các thay đổi đã thực hiện trước đó (như hoàn lại tiền vào tài khoản), đảm bảo tính nhất quán dữ liệu cuối cùng (Eventual Consistency) cho toàn hệ thống. </w:t>
-      </w:r>
-    </w:p>
-    <w:p>
-      <w:pPr>
-        <w:pStyle w:val="Nidungvnbn"/>
-      </w:pPr>
-    </w:p>
-    <w:p>
-      <w:pPr>
-        <w:pStyle w:val="Nidungvnbn"/>
-      </w:pPr>
+        <w:t xml:space="preserve"> Nếu bất kỳ bước nào trong chuỗi giao dịch gặp sự cố (ví dụ: lỗi xác thực hoặc hết thời hạn OTP), Orchestrator sẽ tự động kích hoạt các giao dịch bù đắp ngược chiều để hoàn tác các thay đổi đã thực hiện trước đó (như hoàn lại tiền vào tài khoản), đảm bảo tính nhất quán dữ liệu cuối cùng cho toàn hệ thống. </w:t>
+      </w:r>
     </w:p>
     <w:p>
       <w:pPr>
         <w:pStyle w:val="Nidungvnbn"/>
         <w:keepNext/>
-        <w:jc w:val="center"/>
-      </w:pPr>
+        <w:ind w:firstLine="0"/>
+      </w:pPr>
+      <w:r>
+        <w:br w:type="page"/>
+      </w:r>
     </w:p>
     <w:p>
       <w:pPr>
@@ -3849,11 +4101,12 @@
           <w:lang w:val="en-US"/>
         </w:rPr>
       </w:pPr>
-      <w:bookmarkStart w:id="8" w:name="_Toc242561539"/>
+      <w:bookmarkStart w:id="8" w:name="_Toc243680656"/>
       <w:r>
         <w:rPr>
           <w:lang w:val="en-US"/>
         </w:rPr>
+        <w:lastRenderedPageBreak/>
         <w:t>Xử lý tương tranh</w:t>
       </w:r>
       <w:r>
@@ -3868,13 +4121,13 @@
         </w:rPr>
         <w:t>Cocurrency Control</w:t>
       </w:r>
+      <w:r>
+        <w:rPr>
+          <w:lang w:val="en-US"/>
+        </w:rPr>
+        <w:t>)</w:t>
+      </w:r>
       <w:bookmarkEnd w:id="8"/>
-      <w:r>
-        <w:rPr>
-          <w:lang w:val="en-US"/>
-        </w:rPr>
-        <w:t>)</w:t>
-      </w:r>
     </w:p>
     <w:p>
       <w:pPr>
@@ -3907,7 +4160,7 @@
           <w:sz w:val="26"/>
           <w:szCs w:val="26"/>
         </w:rPr>
-        <w:t xml:space="preserve"> Trong các hệ thống tài chính trực tuyến, hiện tượng tranh chấp dữ liệu (Race Conditions) xảy ra khi nhiều luồng hoặc request đồng thời truy xuất và thay đổi cùng một tài nguyên (như số dư tài khoản hoặc trạng thái học phí của một sinh viên), dễ dẫn đến lỗi nghiêm trọng như rút tiền vượt số dư (Double-spending) hoặc thanh toán trùng lặp học phí. </w:t>
+        <w:t xml:space="preserve"> Trong các hệ thống tài chính trực tuyến, hiện tượng tranh chấp dữ liệu xảy ra khi nhiều luồng hoặc request đồng thời truy xuất và thay đổi cùng một tài nguyên (như số dư tài khoản hoặc trạng thái học phí của một sinh viên), dễ dẫn đến lỗi nghiêm trọng như rút tiền vượt số dư hoặc thanh toán trùng lặp học phí. </w:t>
       </w:r>
     </w:p>
     <w:p>
@@ -3975,7 +4228,23 @@
           <w:sz w:val="26"/>
           <w:szCs w:val="26"/>
         </w:rPr>
-        <w:t xml:space="preserve"> Khi một giao dịch tiến hành đọc dữ liệu số dư hoặc học phí để xử lý, bản ghi đó sẽ bị khóa độc quyền (exclusive lock). Các request đồng thời gửi đến sau sẽ phải tạm dừng và chờ cho đến khi giao dịch đầu tiên hoàn tất và giải phóng khóa. Điều này đảm bảo tính tuần tự, chính xác tuyệt đối và bảo toàn vẹn toàn dữ liệu trong các tình huống chịu tải cao.</w:t>
+        <w:t xml:space="preserve"> Khi một giao dịch tiến hành đọc dữ liệu số dư hoặc học phí để xử lý, bản ghi đó sẽ bị khóa độc quyền</w:t>
+      </w:r>
+      <w:r>
+        <w:rPr>
+          <w:rFonts w:eastAsia="Times New Roman" w:cs="Times New Roman"/>
+          <w:sz w:val="26"/>
+          <w:szCs w:val="26"/>
+        </w:rPr>
+        <w:t xml:space="preserve">. </w:t>
+      </w:r>
+      <w:r>
+        <w:rPr>
+          <w:rFonts w:eastAsia="Times New Roman" w:cs="Times New Roman"/>
+          <w:sz w:val="26"/>
+          <w:szCs w:val="26"/>
+        </w:rPr>
+        <w:t>Các request đồng thời gửi đến sau sẽ phải tạm dừng và chờ cho đến khi giao dịch đầu tiên hoàn tất và giải phóng khóa. Điều này đảm bảo tính tuần tự, chính xác tuyệt đối và bảo toàn vẹn toàn dữ liệu trong các tình huống chịu tải cao.</w:t>
       </w:r>
     </w:p>
     <w:p>
@@ -3985,12 +4254,14 @@
           <w:lang w:val="en-US"/>
         </w:rPr>
       </w:pPr>
+      <w:bookmarkStart w:id="9" w:name="_Toc243680657"/>
       <w:r>
         <w:rPr>
           <w:lang w:val="en-US"/>
         </w:rPr>
         <w:t>Giao tiếp bất đồng bộ (Asynchronous Communication)</w:t>
       </w:r>
+      <w:bookmarkEnd w:id="9"/>
     </w:p>
     <w:p>
       <w:pPr>
@@ -4023,7 +4294,7 @@
           <w:sz w:val="26"/>
           <w:szCs w:val="26"/>
         </w:rPr>
-        <w:t xml:space="preserve"> Sử dụng RabbitMQ để thực hiện giao tiếp bất đồng bộ giữa các Microservices, giúp tách rời (decouple) các dịch vụ và ngăn ngừa hiện tượng nghẽn cổ chai khi hệ thống chịu tải cao. </w:t>
+        <w:t xml:space="preserve"> Sử dụng RabbitMQ để thực hiện giao tiếp bất đồng bộ giữa các Microservices, giúp tách rời các dịch vụ và ngăn ngừa hiện tượng nghẽn cổ chai khi hệ thống chịu tải cao. </w:t>
       </w:r>
     </w:p>
     <w:p>
@@ -4085,7 +4356,7 @@
           <w:sz w:val="26"/>
           <w:szCs w:val="26"/>
         </w:rPr>
-        <w:t>gửi thông báo giao dịch thành công (Notification Service)</w:t>
+        <w:t>gửi thông báo giao dịch thành công</w:t>
       </w:r>
       <w:r>
         <w:rPr>
@@ -4141,14 +4412,14 @@
           <w:lang w:val="en-US"/>
         </w:rPr>
       </w:pPr>
-      <w:bookmarkStart w:id="9" w:name="_Toc242561541"/>
+      <w:bookmarkStart w:id="10" w:name="_Toc243680658"/>
       <w:r>
         <w:rPr>
           <w:lang w:val="en-US"/>
         </w:rPr>
         <w:t>PHÂN TÍCH VÀ THIẾT KẾ HỆ THỐNG</w:t>
       </w:r>
-      <w:bookmarkEnd w:id="9"/>
+      <w:bookmarkEnd w:id="10"/>
     </w:p>
     <w:p>
       <w:pPr>
@@ -4157,7 +4428,7 @@
           <w:lang w:val="en-US"/>
         </w:rPr>
       </w:pPr>
-      <w:bookmarkStart w:id="10" w:name="_Toc242561542"/>
+      <w:bookmarkStart w:id="11" w:name="_Toc243680659"/>
       <w:r>
         <w:rPr>
           <w:lang w:val="en-US"/>
@@ -4368,13 +4639,13 @@
         </w:rPr>
         <w:t>Usecase Diagram</w:t>
       </w:r>
-      <w:bookmarkEnd w:id="10"/>
       <w:r>
         <w:rPr>
           <w:lang w:val="en-US"/>
         </w:rPr>
         <w:t>)</w:t>
       </w:r>
+      <w:bookmarkEnd w:id="11"/>
     </w:p>
     <w:p>
       <w:pPr>
@@ -4383,7 +4654,7 @@
           <w:lang w:val="en-US"/>
         </w:rPr>
       </w:pPr>
-      <w:bookmarkStart w:id="11" w:name="_Toc242561543"/>
+      <w:bookmarkStart w:id="12" w:name="_Toc243680660"/>
       <w:r>
         <w:rPr>
           <w:lang w:val="en-US"/>
@@ -4572,13 +4843,13 @@
         </w:rPr>
         <w:t>Architecture Diagram</w:t>
       </w:r>
-      <w:bookmarkEnd w:id="11"/>
       <w:r>
         <w:rPr>
           <w:lang w:val="en-US"/>
         </w:rPr>
         <w:t>)</w:t>
       </w:r>
+      <w:bookmarkEnd w:id="12"/>
     </w:p>
     <w:p>
       <w:pPr>
@@ -4593,7 +4864,7 @@
         </w:rPr>
         <w:br w:type="page"/>
       </w:r>
-      <w:bookmarkStart w:id="12" w:name="_Toc242561544"/>
+      <w:bookmarkStart w:id="13" w:name="_Toc243680661"/>
       <w:r>
         <w:rPr>
           <w:lang w:val="en-US"/>
@@ -4607,7 +4878,7 @@
         </w:rPr>
         <w:t>ERD</w:t>
       </w:r>
-      <w:bookmarkEnd w:id="12"/>
+      <w:bookmarkEnd w:id="13"/>
       <w:r>
         <w:rPr>
           <w:lang w:val="en-US"/>
@@ -4626,16 +4897,16 @@
         <mc:AlternateContent>
           <mc:Choice Requires="wpg">
             <w:drawing>
-              <wp:anchor distT="0" distB="0" distL="114300" distR="114300" simplePos="0" relativeHeight="251668480" behindDoc="0" locked="0" layoutInCell="1" allowOverlap="1" wp14:anchorId="486A00BB" wp14:editId="76F6E491">
+              <wp:anchor distT="0" distB="0" distL="114300" distR="114300" simplePos="0" relativeHeight="251668480" behindDoc="0" locked="0" layoutInCell="1" allowOverlap="1" wp14:anchorId="486A00BB" wp14:editId="327A7D0A">
                 <wp:simplePos x="0" y="0"/>
                 <wp:positionH relativeFrom="column">
-                  <wp:posOffset>-3175</wp:posOffset>
+                  <wp:posOffset>-5112</wp:posOffset>
                 </wp:positionH>
                 <wp:positionV relativeFrom="paragraph">
-                  <wp:posOffset>290195</wp:posOffset>
+                  <wp:posOffset>293908</wp:posOffset>
                 </wp:positionV>
-                <wp:extent cx="5581650" cy="5161915"/>
-                <wp:effectExtent l="0" t="0" r="0" b="635"/>
+                <wp:extent cx="5589398" cy="5111842"/>
+                <wp:effectExtent l="0" t="0" r="0" b="0"/>
                 <wp:wrapSquare wrapText="bothSides"/>
                 <wp:docPr id="1111133990" name="Group 14"/>
                 <wp:cNvGraphicFramePr/>
@@ -4646,9 +4917,9 @@
                       <wpg:grpSpPr>
                         <a:xfrm>
                           <a:off x="0" y="0"/>
-                          <a:ext cx="5581650" cy="5161915"/>
+                          <a:ext cx="5589398" cy="5111842"/>
                           <a:chOff x="0" y="0"/>
-                          <a:chExt cx="5581650" cy="5161915"/>
+                          <a:chExt cx="5589398" cy="5111842"/>
                         </a:xfrm>
                       </wpg:grpSpPr>
                       <pic:pic xmlns:pic="http://schemas.openxmlformats.org/drawingml/2006/picture">
@@ -4690,7 +4961,7 @@
                         <wps:cNvSpPr txBox="1"/>
                         <wps:spPr>
                           <a:xfrm>
-                            <a:off x="0" y="4819650"/>
+                            <a:off x="7748" y="4769577"/>
                             <a:ext cx="5581650" cy="342265"/>
                           </a:xfrm>
                           <a:prstGeom prst="rect">
@@ -4740,16 +5011,22 @@
                     </wpg:wgp>
                   </a:graphicData>
                 </a:graphic>
+                <wp14:sizeRelH relativeFrom="margin">
+                  <wp14:pctWidth>0</wp14:pctWidth>
+                </wp14:sizeRelH>
+                <wp14:sizeRelV relativeFrom="margin">
+                  <wp14:pctHeight>0</wp14:pctHeight>
+                </wp14:sizeRelV>
               </wp:anchor>
             </w:drawing>
           </mc:Choice>
           <mc:Fallback>
             <w:pict>
-              <v:group w14:anchorId="486A00BB" id="Group 14" o:spid="_x0000_s1032" style="position:absolute;left:0;text-align:left;margin-left:-.25pt;margin-top:22.85pt;width:439.5pt;height:406.45pt;z-index:251668480" coordsize="55816,51619" o:gfxdata="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">
+              <v:group w14:anchorId="486A00BB" id="Group 14" o:spid="_x0000_s1032" style="position:absolute;left:0;text-align:left;margin-left:-.4pt;margin-top:23.15pt;width:440.1pt;height:402.5pt;z-index:251668480;mso-width-relative:margin;mso-height-relative:margin" coordsize="55893,51118" o:gfxdata="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">
                 <v:shape id="Picture 9" o:spid="_x0000_s1033" type="#_x0000_t75" style="position:absolute;width:55816;height:47625;visibility:visible;mso-wrap-style:square" o:gfxdata="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">
                   <v:imagedata r:id="rId17" o:title=""/>
                 </v:shape>
-                <v:shape id="Text Box 1" o:spid="_x0000_s1034" type="#_x0000_t202" style="position:absolute;top:48196;width:55816;height:3423;visibility:visible;mso-wrap-style:square;v-text-anchor:top" o:gfxdata="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" stroked="f">
+                <v:shape id="Text Box 1" o:spid="_x0000_s1034" type="#_x0000_t202" style="position:absolute;left:77;top:47695;width:55816;height:3423;visibility:visible;mso-wrap-style:square;v-text-anchor:top" o:gfxdata="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" stroked="f">
                   <v:textbox style="mso-fit-shape-to-text:t" inset="0,0,0,0">
                     <w:txbxContent>
                       <w:p>
@@ -4812,37 +5089,19 @@
           <w:lang w:val="en-US"/>
         </w:rPr>
       </w:pPr>
-      <w:bookmarkStart w:id="13" w:name="_Toc242561545"/>
-      <w:r>
-        <w:rPr>
-          <w:lang w:val="en-US"/>
-        </w:rPr>
+      <w:bookmarkStart w:id="14" w:name="_Toc243680662"/>
+      <w:r>
         <w:lastRenderedPageBreak/>
-        <w:t xml:space="preserve">Sơ đồ Tuần tự </w:t>
-      </w:r>
-      <w:r>
-        <w:rPr>
-          <w:lang w:val="en-US"/>
-        </w:rPr>
-        <w:t>(</w:t>
-      </w:r>
-      <w:r>
-        <w:rPr>
-          <w:lang w:val="en-US"/>
-        </w:rPr>
-        <w:t>Sequence Diagram</w:t>
-      </w:r>
-      <w:r>
         <mc:AlternateContent>
           <mc:Choice Requires="wpg">
             <w:drawing>
-              <wp:anchor distT="0" distB="0" distL="114300" distR="114300" simplePos="0" relativeHeight="251671552" behindDoc="0" locked="0" layoutInCell="1" allowOverlap="1" wp14:anchorId="6A8A8DC0" wp14:editId="19DBAC8F">
+              <wp:anchor distT="0" distB="0" distL="114300" distR="114300" simplePos="0" relativeHeight="251671552" behindDoc="0" locked="0" layoutInCell="1" allowOverlap="1" wp14:anchorId="6A8A8DC0" wp14:editId="3C557128">
                 <wp:simplePos x="0" y="0"/>
-                <wp:positionH relativeFrom="column">
-                  <wp:posOffset>-680030</wp:posOffset>
+                <wp:positionH relativeFrom="page">
+                  <wp:align>center</wp:align>
                 </wp:positionH>
                 <wp:positionV relativeFrom="paragraph">
-                  <wp:posOffset>400105</wp:posOffset>
+                  <wp:posOffset>400050</wp:posOffset>
                 </wp:positionV>
                 <wp:extent cx="6925310" cy="3220085"/>
                 <wp:effectExtent l="0" t="0" r="8890" b="0"/>
@@ -4952,7 +5211,7 @@
           </mc:Choice>
           <mc:Fallback>
             <w:pict>
-              <v:group w14:anchorId="6A8A8DC0" id="Group 15" o:spid="_x0000_s1035" style="position:absolute;left:0;text-align:left;margin-left:-53.55pt;margin-top:31.5pt;width:545.3pt;height:253.55pt;z-index:251671552" coordsize="69253,32200" o:gfxdata="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">
+              <v:group w14:anchorId="6A8A8DC0" id="Group 15" o:spid="_x0000_s1035" style="position:absolute;left:0;text-align:left;margin-left:0;margin-top:31.5pt;width:545.3pt;height:253.55pt;z-index:251671552;mso-position-horizontal:center;mso-position-horizontal-relative:page" coordsize="69253,32200" o:gfxdata="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">
                 <v:shape id="Picture 11" o:spid="_x0000_s1036" type="#_x0000_t75" style="position:absolute;width:69253;height:28187;visibility:visible;mso-wrap-style:square" o:gfxdata="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">
                   <v:imagedata r:id="rId19" o:title=""/>
                 </v:shape>
@@ -4987,19 +5246,37 @@
                     </w:txbxContent>
                   </v:textbox>
                 </v:shape>
-                <w10:wrap type="square"/>
+                <w10:wrap type="square" anchorx="page"/>
               </v:group>
             </w:pict>
           </mc:Fallback>
         </mc:AlternateContent>
       </w:r>
-      <w:bookmarkEnd w:id="13"/>
       <w:r>
         <w:rPr>
           <w:lang w:val="en-US"/>
         </w:rPr>
+        <w:t xml:space="preserve">Sơ đồ Tuần tự </w:t>
+      </w:r>
+      <w:r>
+        <w:rPr>
+          <w:lang w:val="en-US"/>
+        </w:rPr>
+        <w:t>(</w:t>
+      </w:r>
+      <w:r>
+        <w:rPr>
+          <w:lang w:val="en-US"/>
+        </w:rPr>
+        <w:t>Sequence Diagram</w:t>
+      </w:r>
+      <w:r>
+        <w:rPr>
+          <w:lang w:val="en-US"/>
+        </w:rPr>
         <w:t>)</w:t>
       </w:r>
+      <w:bookmarkEnd w:id="14"/>
     </w:p>
     <w:p>
       <w:pPr>
@@ -5048,14 +5325,14 @@
       <w:pPr>
         <w:pStyle w:val="Heading1"/>
       </w:pPr>
-      <w:bookmarkStart w:id="14" w:name="_Toc242561546"/>
+      <w:bookmarkStart w:id="15" w:name="_Toc243680663"/>
       <w:r>
         <w:rPr>
           <w:lang w:val="en-US"/>
         </w:rPr>
         <w:t>CÀI ĐẶT VÀ TRIỂN KHAI</w:t>
       </w:r>
-      <w:bookmarkEnd w:id="14"/>
+      <w:bookmarkEnd w:id="15"/>
     </w:p>
     <w:p>
       <w:pPr>
@@ -5064,14 +5341,14 @@
           <w:lang w:val="en-US"/>
         </w:rPr>
       </w:pPr>
-      <w:bookmarkStart w:id="15" w:name="_Toc242561547"/>
+      <w:bookmarkStart w:id="16" w:name="_Toc243680664"/>
       <w:r>
         <w:rPr>
           <w:lang w:val="en-US"/>
         </w:rPr>
         <w:t>Công nghệ sử dụng</w:t>
       </w:r>
-      <w:bookmarkEnd w:id="15"/>
+      <w:bookmarkEnd w:id="16"/>
     </w:p>
     <w:p>
       <w:pPr>
@@ -5290,14 +5567,14 @@
           <w:lang w:val="en-US"/>
         </w:rPr>
       </w:pPr>
-      <w:bookmarkStart w:id="16" w:name="_Toc242561548"/>
+      <w:bookmarkStart w:id="17" w:name="_Toc243680665"/>
       <w:r>
         <w:rPr>
           <w:lang w:val="en-US"/>
         </w:rPr>
         <w:t>Giải pháp đảm bảo Data Consistency và Concurrency</w:t>
       </w:r>
-      <w:bookmarkEnd w:id="16"/>
+      <w:bookmarkEnd w:id="17"/>
     </w:p>
     <w:p>
       <w:pPr>
@@ -5485,7 +5762,7 @@
       <w:pPr>
         <w:pStyle w:val="Heading1"/>
       </w:pPr>
-      <w:bookmarkStart w:id="17" w:name="_Toc242561549"/>
+      <w:bookmarkStart w:id="18" w:name="_Toc243680666"/>
       <w:r>
         <w:rPr>
           <w:lang w:val="en-US"/>
@@ -5493,7 +5770,7 @@
         <w:lastRenderedPageBreak/>
         <w:t>KẾT QUẢ</w:t>
       </w:r>
-      <w:bookmarkEnd w:id="17"/>
+      <w:bookmarkEnd w:id="18"/>
       <w:r>
         <w:rPr>
           <w:lang w:val="en-US"/>
@@ -5689,14 +5966,14 @@
       <w:pPr>
         <w:pStyle w:val="Heading1"/>
       </w:pPr>
-      <w:bookmarkStart w:id="18" w:name="_Toc242561550"/>
+      <w:bookmarkStart w:id="19" w:name="_Toc243680667"/>
       <w:r>
         <w:rPr>
           <w:lang w:val="en-US"/>
         </w:rPr>
         <w:t>KẾT LUẬN VÀ HƯỚNG PHÁT TRIỂN</w:t>
       </w:r>
-      <w:bookmarkEnd w:id="18"/>
+      <w:bookmarkEnd w:id="19"/>
     </w:p>
     <w:p>
       <w:pPr>
@@ -5711,14 +5988,14 @@
           <w:lang w:val="en-US"/>
         </w:rPr>
       </w:pPr>
-      <w:bookmarkStart w:id="19" w:name="_Toc242561551"/>
+      <w:bookmarkStart w:id="20" w:name="_Toc243680668"/>
       <w:r>
         <w:rPr>
           <w:lang w:val="en-US"/>
         </w:rPr>
         <w:t>Kết luận</w:t>
       </w:r>
-      <w:bookmarkEnd w:id="19"/>
+      <w:bookmarkEnd w:id="20"/>
     </w:p>
     <w:p>
       <w:pPr>
@@ -5736,14 +6013,14 @@
           <w:lang w:val="en-US"/>
         </w:rPr>
       </w:pPr>
-      <w:bookmarkStart w:id="20" w:name="_Toc242561552"/>
+      <w:bookmarkStart w:id="21" w:name="_Toc243680669"/>
       <w:r>
         <w:rPr>
           <w:lang w:val="en-US"/>
         </w:rPr>
         <w:t>Hướng phát triển</w:t>
       </w:r>
-      <w:bookmarkEnd w:id="20"/>
+      <w:bookmarkEnd w:id="21"/>
     </w:p>
     <w:p>
       <w:pPr>
@@ -5894,12 +6171,12 @@
       <w:r>
         <w:br w:type="page"/>
       </w:r>
-      <w:bookmarkStart w:id="21" w:name="_Toc242561553"/>
+      <w:bookmarkStart w:id="22" w:name="_Toc243680670"/>
       <w:r>
         <w:lastRenderedPageBreak/>
         <w:t>TÀI LIỆU THAM KHẢO</w:t>
       </w:r>
-      <w:bookmarkEnd w:id="21"/>
+      <w:bookmarkEnd w:id="22"/>
     </w:p>
     <w:p>
       <w:pPr>
@@ -6026,7 +6303,29 @@
     <w:p>
       <w:pPr>
         <w:pStyle w:val="Nidungvnbn"/>
-      </w:pPr>
+        <w:numPr>
+          <w:ilvl w:val="0"/>
+          <w:numId w:val="38"/>
+        </w:numPr>
+      </w:pPr>
+      <w:r>
+        <w:rPr>
+          <w:b/>
+          <w:bCs/>
+        </w:rPr>
+        <w:t>Github Link:</w:t>
+      </w:r>
+      <w:r>
+        <w:t xml:space="preserve"> </w:t>
+      </w:r>
+      <w:hyperlink r:id="rId22" w:history="1">
+        <w:r>
+          <w:rPr>
+            <w:rStyle w:val="Hyperlink"/>
+          </w:rPr>
+          <w:t>https://github.com/2006phu/SOA-ibanking</w:t>
+        </w:r>
+      </w:hyperlink>
     </w:p>
     <w:sectPr>
       <w:pgSz w:w="11906" w:h="16838" w:code="9"/>
@@ -10916,7 +11215,6 @@
   <w:style w:type="character" w:default="1" w:styleId="DefaultParagraphFont">
     <w:name w:val="Default Paragraph Font"/>
     <w:uiPriority w:val="1"/>
-    <w:semiHidden/>
     <w:unhideWhenUsed/>
   </w:style>
   <w:style w:type="table" w:default="1" w:styleId="TableNormal">
@@ -11835,6 +12133,18 @@
     <w:basedOn w:val="DefaultParagraphFont"/>
     <w:rsid w:val="00457F3C"/>
   </w:style>
+  <w:style w:type="character" w:styleId="FollowedHyperlink">
+    <w:name w:val="FollowedHyperlink"/>
+    <w:basedOn w:val="DefaultParagraphFont"/>
+    <w:uiPriority w:val="99"/>
+    <w:semiHidden/>
+    <w:unhideWhenUsed/>
+    <w:rsid w:val="00413783"/>
+    <w:rPr>
+      <w:color w:val="800080" w:themeColor="followedHyperlink"/>
+      <w:u w:val="single"/>
+    </w:rPr>
+  </w:style>
 </w:styles>
 </file>
 
